--- a/tables/table_network_structure_horizontal.docx
+++ b/tables/table_network_structure_horizontal.docx
@@ -177,7 +177,7 @@
                 <w:rFonts w:ascii="Calibri" w:hAnsi="Calibri"/>
                 <w:sz w:val="20"/>
               </w:rPr>
-              <w:t xml:space="default">Pooled</w:t>
+              <w:t xml:space="default">2025 - full</w:t>
             </w:r>
           </w:p>
         </w:tc>
@@ -230,7 +230,7 @@
                 <w:rFonts w:ascii="Calibri" w:hAnsi="Calibri"/>
                 <w:sz w:val="20"/>
               </w:rPr>
-              <w:t xml:space="default">18,759</w:t>
+              <w:t xml:space="default">17,628</w:t>
             </w:r>
           </w:p>
         </w:tc>
@@ -302,7 +302,7 @@
                 <w:rFonts w:ascii="Calibri" w:hAnsi="Calibri"/>
                 <w:sz w:val="20"/>
               </w:rPr>
-              <w:t xml:space="default">23,319</w:t>
+              <w:t xml:space="default">22,503</w:t>
             </w:r>
           </w:p>
         </w:tc>
@@ -355,79 +355,79 @@
                 <w:rFonts w:ascii="Calibri" w:hAnsi="Calibri"/>
                 <w:sz w:val="20"/>
               </w:rPr>
-              <w:t xml:space="default">11</w:t>
-            </w:r>
-          </w:p>
-        </w:tc>
-        <w:tc>
-          <w:tcPr>
-            <w:tcBorders>
-              <w:top w:val="single" w:space="0" w:color="D3D3D3"/>
-              <w:bottom w:val="single" w:space="0" w:color="D3D3D3"/>
-              <w:start w:val="single" w:space="0" w:color="D3D3D3"/>
-              <w:end w:val="single" w:space="0" w:color="D3D3D3"/>
-            </w:tcBorders>
-          </w:tcPr>
-          <w:p>
-            <w:pPr>
-              <w:spacing w:before="0" w:after="60"/>
-              <w:keepNext/>
-              <w:jc w:val="center"/>
-            </w:pPr>
-            <w:r>
-              <w:rPr>
-                <w:rFonts w:ascii="Calibri" w:hAnsi="Calibri"/>
-                <w:sz w:val="20"/>
-              </w:rPr>
-              <w:t xml:space="default">11</w:t>
-            </w:r>
-          </w:p>
-        </w:tc>
-        <w:tc>
-          <w:tcPr>
-            <w:tcBorders>
-              <w:top w:val="single" w:space="0" w:color="D3D3D3"/>
-              <w:bottom w:val="single" w:space="0" w:color="D3D3D3"/>
-              <w:start w:val="single" w:space="0" w:color="D3D3D3"/>
-              <w:end w:val="single" w:space="0" w:color="D3D3D3"/>
-            </w:tcBorders>
-          </w:tcPr>
-          <w:p>
-            <w:pPr>
-              <w:spacing w:before="0" w:after="60"/>
-              <w:keepNext/>
-              <w:jc w:val="center"/>
-            </w:pPr>
-            <w:r>
-              <w:rPr>
-                <w:rFonts w:ascii="Calibri" w:hAnsi="Calibri"/>
-                <w:sz w:val="20"/>
-              </w:rPr>
-              <w:t xml:space="default">11</w:t>
-            </w:r>
-          </w:p>
-        </w:tc>
-        <w:tc>
-          <w:tcPr>
-            <w:tcBorders>
-              <w:top w:val="single" w:space="0" w:color="D3D3D3"/>
-              <w:bottom w:val="single" w:space="0" w:color="D3D3D3"/>
-              <w:start w:val="single" w:space="0" w:color="D3D3D3"/>
-              <w:end w:val="single" w:space="0" w:color="D3D3D3"/>
-            </w:tcBorders>
-          </w:tcPr>
-          <w:p>
-            <w:pPr>
-              <w:spacing w:before="0" w:after="60"/>
-              <w:keepNext/>
-              <w:jc w:val="center"/>
-            </w:pPr>
-            <w:r>
-              <w:rPr>
-                <w:rFonts w:ascii="Calibri" w:hAnsi="Calibri"/>
-                <w:sz w:val="20"/>
-              </w:rPr>
-              <w:t xml:space="default">15</w:t>
+              <w:t xml:space="default">9</w:t>
+            </w:r>
+          </w:p>
+        </w:tc>
+        <w:tc>
+          <w:tcPr>
+            <w:tcBorders>
+              <w:top w:val="single" w:space="0" w:color="D3D3D3"/>
+              <w:bottom w:val="single" w:space="0" w:color="D3D3D3"/>
+              <w:start w:val="single" w:space="0" w:color="D3D3D3"/>
+              <w:end w:val="single" w:space="0" w:color="D3D3D3"/>
+            </w:tcBorders>
+          </w:tcPr>
+          <w:p>
+            <w:pPr>
+              <w:spacing w:before="0" w:after="60"/>
+              <w:keepNext/>
+              <w:jc w:val="center"/>
+            </w:pPr>
+            <w:r>
+              <w:rPr>
+                <w:rFonts w:ascii="Calibri" w:hAnsi="Calibri"/>
+                <w:sz w:val="20"/>
+              </w:rPr>
+              <w:t xml:space="default">9</w:t>
+            </w:r>
+          </w:p>
+        </w:tc>
+        <w:tc>
+          <w:tcPr>
+            <w:tcBorders>
+              <w:top w:val="single" w:space="0" w:color="D3D3D3"/>
+              <w:bottom w:val="single" w:space="0" w:color="D3D3D3"/>
+              <w:start w:val="single" w:space="0" w:color="D3D3D3"/>
+              <w:end w:val="single" w:space="0" w:color="D3D3D3"/>
+            </w:tcBorders>
+          </w:tcPr>
+          <w:p>
+            <w:pPr>
+              <w:spacing w:before="0" w:after="60"/>
+              <w:keepNext/>
+              <w:jc w:val="center"/>
+            </w:pPr>
+            <w:r>
+              <w:rPr>
+                <w:rFonts w:ascii="Calibri" w:hAnsi="Calibri"/>
+                <w:sz w:val="20"/>
+              </w:rPr>
+              <w:t xml:space="default">9</w:t>
+            </w:r>
+          </w:p>
+        </w:tc>
+        <w:tc>
+          <w:tcPr>
+            <w:tcBorders>
+              <w:top w:val="single" w:space="0" w:color="D3D3D3"/>
+              <w:bottom w:val="single" w:space="0" w:color="D3D3D3"/>
+              <w:start w:val="single" w:space="0" w:color="D3D3D3"/>
+              <w:end w:val="single" w:space="0" w:color="D3D3D3"/>
+            </w:tcBorders>
+          </w:tcPr>
+          <w:p>
+            <w:pPr>
+              <w:spacing w:before="0" w:after="60"/>
+              <w:keepNext/>
+              <w:jc w:val="center"/>
+            </w:pPr>
+            <w:r>
+              <w:rPr>
+                <w:rFonts w:ascii="Calibri" w:hAnsi="Calibri"/>
+                <w:sz w:val="20"/>
+              </w:rPr>
+              <w:t xml:space="default">13</w:t>
             </w:r>
           </w:p>
         </w:tc>
@@ -480,79 +480,79 @@
                 <w:rFonts w:ascii="Calibri" w:hAnsi="Calibri"/>
                 <w:sz w:val="20"/>
               </w:rPr>
-              <w:t xml:space="default">13</w:t>
-            </w:r>
-          </w:p>
-        </w:tc>
-        <w:tc>
-          <w:tcPr>
-            <w:tcBorders>
-              <w:top w:val="single" w:space="0" w:color="D3D3D3"/>
-              <w:bottom w:val="single" w:space="0" w:color="D3D3D3"/>
-              <w:start w:val="single" w:space="0" w:color="D3D3D3"/>
-              <w:end w:val="single" w:space="0" w:color="D3D3D3"/>
-            </w:tcBorders>
-          </w:tcPr>
-          <w:p>
-            <w:pPr>
-              <w:spacing w:before="0" w:after="60"/>
-              <w:keepNext/>
-              <w:jc w:val="center"/>
-            </w:pPr>
-            <w:r>
-              <w:rPr>
-                <w:rFonts w:ascii="Calibri" w:hAnsi="Calibri"/>
-                <w:sz w:val="20"/>
-              </w:rPr>
-              <w:t xml:space="default">13</w:t>
-            </w:r>
-          </w:p>
-        </w:tc>
-        <w:tc>
-          <w:tcPr>
-            <w:tcBorders>
-              <w:top w:val="single" w:space="0" w:color="D3D3D3"/>
-              <w:bottom w:val="single" w:space="0" w:color="D3D3D3"/>
-              <w:start w:val="single" w:space="0" w:color="D3D3D3"/>
-              <w:end w:val="single" w:space="0" w:color="D3D3D3"/>
-            </w:tcBorders>
-          </w:tcPr>
-          <w:p>
-            <w:pPr>
-              <w:spacing w:before="0" w:after="60"/>
-              <w:keepNext/>
-              <w:jc w:val="center"/>
-            </w:pPr>
-            <w:r>
-              <w:rPr>
-                <w:rFonts w:ascii="Calibri" w:hAnsi="Calibri"/>
-                <w:sz w:val="20"/>
-              </w:rPr>
-              <w:t xml:space="default">14</w:t>
-            </w:r>
-          </w:p>
-        </w:tc>
-        <w:tc>
-          <w:tcPr>
-            <w:tcBorders>
-              <w:top w:val="single" w:space="0" w:color="D3D3D3"/>
-              <w:bottom w:val="single" w:space="0" w:color="D3D3D3"/>
-              <w:start w:val="single" w:space="0" w:color="D3D3D3"/>
-              <w:end w:val="single" w:space="0" w:color="D3D3D3"/>
-            </w:tcBorders>
-          </w:tcPr>
-          <w:p>
-            <w:pPr>
-              <w:spacing w:before="0" w:after="60"/>
-              <w:keepNext/>
-              <w:jc w:val="center"/>
-            </w:pPr>
-            <w:r>
-              <w:rPr>
-                <w:rFonts w:ascii="Calibri" w:hAnsi="Calibri"/>
-                <w:sz w:val="20"/>
-              </w:rPr>
-              <w:t xml:space="default">38</w:t>
+              <w:t xml:space="default">9</w:t>
+            </w:r>
+          </w:p>
+        </w:tc>
+        <w:tc>
+          <w:tcPr>
+            <w:tcBorders>
+              <w:top w:val="single" w:space="0" w:color="D3D3D3"/>
+              <w:bottom w:val="single" w:space="0" w:color="D3D3D3"/>
+              <w:start w:val="single" w:space="0" w:color="D3D3D3"/>
+              <w:end w:val="single" w:space="0" w:color="D3D3D3"/>
+            </w:tcBorders>
+          </w:tcPr>
+          <w:p>
+            <w:pPr>
+              <w:spacing w:before="0" w:after="60"/>
+              <w:keepNext/>
+              <w:jc w:val="center"/>
+            </w:pPr>
+            <w:r>
+              <w:rPr>
+                <w:rFonts w:ascii="Calibri" w:hAnsi="Calibri"/>
+                <w:sz w:val="20"/>
+              </w:rPr>
+              <w:t xml:space="default">9</w:t>
+            </w:r>
+          </w:p>
+        </w:tc>
+        <w:tc>
+          <w:tcPr>
+            <w:tcBorders>
+              <w:top w:val="single" w:space="0" w:color="D3D3D3"/>
+              <w:bottom w:val="single" w:space="0" w:color="D3D3D3"/>
+              <w:start w:val="single" w:space="0" w:color="D3D3D3"/>
+              <w:end w:val="single" w:space="0" w:color="D3D3D3"/>
+            </w:tcBorders>
+          </w:tcPr>
+          <w:p>
+            <w:pPr>
+              <w:spacing w:before="0" w:after="60"/>
+              <w:keepNext/>
+              <w:jc w:val="center"/>
+            </w:pPr>
+            <w:r>
+              <w:rPr>
+                <w:rFonts w:ascii="Calibri" w:hAnsi="Calibri"/>
+                <w:sz w:val="20"/>
+              </w:rPr>
+              <w:t xml:space="default">10</w:t>
+            </w:r>
+          </w:p>
+        </w:tc>
+        <w:tc>
+          <w:tcPr>
+            <w:tcBorders>
+              <w:top w:val="single" w:space="0" w:color="D3D3D3"/>
+              <w:bottom w:val="single" w:space="0" w:color="D3D3D3"/>
+              <w:start w:val="single" w:space="0" w:color="D3D3D3"/>
+              <w:end w:val="single" w:space="0" w:color="D3D3D3"/>
+            </w:tcBorders>
+          </w:tcPr>
+          <w:p>
+            <w:pPr>
+              <w:spacing w:before="0" w:after="60"/>
+              <w:keepNext/>
+              <w:jc w:val="center"/>
+            </w:pPr>
+            <w:r>
+              <w:rPr>
+                <w:rFonts w:ascii="Calibri" w:hAnsi="Calibri"/>
+                <w:sz w:val="20"/>
+              </w:rPr>
+              <w:t xml:space="default">30</w:t>
             </w:r>
           </w:p>
         </w:tc>
@@ -605,79 +605,79 @@
                 <w:rFonts w:ascii="Calibri" w:hAnsi="Calibri"/>
                 <w:sz w:val="20"/>
               </w:rPr>
-              <w:t xml:space="default">0.236</w:t>
-            </w:r>
-          </w:p>
-        </w:tc>
-        <w:tc>
-          <w:tcPr>
-            <w:tcBorders>
-              <w:top w:val="single" w:space="0" w:color="D3D3D3"/>
-              <w:bottom w:val="single" w:space="0" w:color="D3D3D3"/>
-              <w:start w:val="single" w:space="0" w:color="D3D3D3"/>
-              <w:end w:val="single" w:space="0" w:color="D3D3D3"/>
-            </w:tcBorders>
-          </w:tcPr>
-          <w:p>
-            <w:pPr>
-              <w:spacing w:before="0" w:after="60"/>
-              <w:keepNext/>
-              <w:jc w:val="center"/>
-            </w:pPr>
-            <w:r>
-              <w:rPr>
-                <w:rFonts w:ascii="Calibri" w:hAnsi="Calibri"/>
-                <w:sz w:val="20"/>
-              </w:rPr>
-              <w:t xml:space="default">0.236</w:t>
-            </w:r>
-          </w:p>
-        </w:tc>
-        <w:tc>
-          <w:tcPr>
-            <w:tcBorders>
-              <w:top w:val="single" w:space="0" w:color="D3D3D3"/>
-              <w:bottom w:val="single" w:space="0" w:color="D3D3D3"/>
-              <w:start w:val="single" w:space="0" w:color="D3D3D3"/>
-              <w:end w:val="single" w:space="0" w:color="D3D3D3"/>
-            </w:tcBorders>
-          </w:tcPr>
-          <w:p>
-            <w:pPr>
-              <w:spacing w:before="0" w:after="60"/>
-              <w:keepNext/>
-              <w:jc w:val="center"/>
-            </w:pPr>
-            <w:r>
-              <w:rPr>
-                <w:rFonts w:ascii="Calibri" w:hAnsi="Calibri"/>
-                <w:sz w:val="20"/>
-              </w:rPr>
-              <w:t xml:space="default">0.255</w:t>
-            </w:r>
-          </w:p>
-        </w:tc>
-        <w:tc>
-          <w:tcPr>
-            <w:tcBorders>
-              <w:top w:val="single" w:space="0" w:color="D3D3D3"/>
-              <w:bottom w:val="single" w:space="0" w:color="D3D3D3"/>
-              <w:start w:val="single" w:space="0" w:color="D3D3D3"/>
-              <w:end w:val="single" w:space="0" w:color="D3D3D3"/>
-            </w:tcBorders>
-          </w:tcPr>
-          <w:p>
-            <w:pPr>
-              <w:spacing w:before="0" w:after="60"/>
-              <w:keepNext/>
-              <w:jc w:val="center"/>
-            </w:pPr>
-            <w:r>
-              <w:rPr>
-                <w:rFonts w:ascii="Calibri" w:hAnsi="Calibri"/>
-                <w:sz w:val="20"/>
-              </w:rPr>
-              <w:t xml:space="default">0.362</w:t>
+              <w:t xml:space="default">0.250</w:t>
+            </w:r>
+          </w:p>
+        </w:tc>
+        <w:tc>
+          <w:tcPr>
+            <w:tcBorders>
+              <w:top w:val="single" w:space="0" w:color="D3D3D3"/>
+              <w:bottom w:val="single" w:space="0" w:color="D3D3D3"/>
+              <w:start w:val="single" w:space="0" w:color="D3D3D3"/>
+              <w:end w:val="single" w:space="0" w:color="D3D3D3"/>
+            </w:tcBorders>
+          </w:tcPr>
+          <w:p>
+            <w:pPr>
+              <w:spacing w:before="0" w:after="60"/>
+              <w:keepNext/>
+              <w:jc w:val="center"/>
+            </w:pPr>
+            <w:r>
+              <w:rPr>
+                <w:rFonts w:ascii="Calibri" w:hAnsi="Calibri"/>
+                <w:sz w:val="20"/>
+              </w:rPr>
+              <w:t xml:space="default">0.250</w:t>
+            </w:r>
+          </w:p>
+        </w:tc>
+        <w:tc>
+          <w:tcPr>
+            <w:tcBorders>
+              <w:top w:val="single" w:space="0" w:color="D3D3D3"/>
+              <w:bottom w:val="single" w:space="0" w:color="D3D3D3"/>
+              <w:start w:val="single" w:space="0" w:color="D3D3D3"/>
+              <w:end w:val="single" w:space="0" w:color="D3D3D3"/>
+            </w:tcBorders>
+          </w:tcPr>
+          <w:p>
+            <w:pPr>
+              <w:spacing w:before="0" w:after="60"/>
+              <w:keepNext/>
+              <w:jc w:val="center"/>
+            </w:pPr>
+            <w:r>
+              <w:rPr>
+                <w:rFonts w:ascii="Calibri" w:hAnsi="Calibri"/>
+                <w:sz w:val="20"/>
+              </w:rPr>
+              <w:t xml:space="default">0.278</w:t>
+            </w:r>
+          </w:p>
+        </w:tc>
+        <w:tc>
+          <w:tcPr>
+            <w:tcBorders>
+              <w:top w:val="single" w:space="0" w:color="D3D3D3"/>
+              <w:bottom w:val="single" w:space="0" w:color="D3D3D3"/>
+              <w:start w:val="single" w:space="0" w:color="D3D3D3"/>
+              <w:end w:val="single" w:space="0" w:color="D3D3D3"/>
+            </w:tcBorders>
+          </w:tcPr>
+          <w:p>
+            <w:pPr>
+              <w:spacing w:before="0" w:after="60"/>
+              <w:keepNext/>
+              <w:jc w:val="center"/>
+            </w:pPr>
+            <w:r>
+              <w:rPr>
+                <w:rFonts w:ascii="Calibri" w:hAnsi="Calibri"/>
+                <w:sz w:val="20"/>
+              </w:rPr>
+              <w:t xml:space="default">0.385</w:t>
             </w:r>
           </w:p>
         </w:tc>
@@ -730,79 +730,79 @@
                 <w:rFonts w:ascii="Calibri" w:hAnsi="Calibri"/>
                 <w:sz w:val="20"/>
               </w:rPr>
-              <w:t xml:space="default">2.36</w:t>
-            </w:r>
-          </w:p>
-        </w:tc>
-        <w:tc>
-          <w:tcPr>
-            <w:tcBorders>
-              <w:top w:val="single" w:space="0" w:color="D3D3D3"/>
-              <w:bottom w:val="single" w:space="0" w:color="D3D3D3"/>
-              <w:start w:val="single" w:space="0" w:color="D3D3D3"/>
-              <w:end w:val="single" w:space="0" w:color="D3D3D3"/>
-            </w:tcBorders>
-          </w:tcPr>
-          <w:p>
-            <w:pPr>
-              <w:spacing w:before="0" w:after="60"/>
-              <w:keepNext/>
-              <w:jc w:val="center"/>
-            </w:pPr>
-            <w:r>
-              <w:rPr>
-                <w:rFonts w:ascii="Calibri" w:hAnsi="Calibri"/>
-                <w:sz w:val="20"/>
-              </w:rPr>
-              <w:t xml:space="default">2.36</w:t>
-            </w:r>
-          </w:p>
-        </w:tc>
-        <w:tc>
-          <w:tcPr>
-            <w:tcBorders>
-              <w:top w:val="single" w:space="0" w:color="D3D3D3"/>
-              <w:bottom w:val="single" w:space="0" w:color="D3D3D3"/>
-              <w:start w:val="single" w:space="0" w:color="D3D3D3"/>
-              <w:end w:val="single" w:space="0" w:color="D3D3D3"/>
-            </w:tcBorders>
-          </w:tcPr>
-          <w:p>
-            <w:pPr>
-              <w:spacing w:before="0" w:after="60"/>
-              <w:keepNext/>
-              <w:jc w:val="center"/>
-            </w:pPr>
-            <w:r>
-              <w:rPr>
-                <w:rFonts w:ascii="Calibri" w:hAnsi="Calibri"/>
-                <w:sz w:val="20"/>
-              </w:rPr>
-              <w:t xml:space="default">2.55</w:t>
-            </w:r>
-          </w:p>
-        </w:tc>
-        <w:tc>
-          <w:tcPr>
-            <w:tcBorders>
-              <w:top w:val="single" w:space="0" w:color="D3D3D3"/>
-              <w:bottom w:val="single" w:space="0" w:color="D3D3D3"/>
-              <w:start w:val="single" w:space="0" w:color="D3D3D3"/>
-              <w:end w:val="single" w:space="0" w:color="D3D3D3"/>
-            </w:tcBorders>
-          </w:tcPr>
-          <w:p>
-            <w:pPr>
-              <w:spacing w:before="0" w:after="60"/>
-              <w:keepNext/>
-              <w:jc w:val="center"/>
-            </w:pPr>
-            <w:r>
-              <w:rPr>
-                <w:rFonts w:ascii="Calibri" w:hAnsi="Calibri"/>
-                <w:sz w:val="20"/>
-              </w:rPr>
-              <w:t xml:space="default">5.07</w:t>
+              <w:t xml:space="default">2.00</w:t>
+            </w:r>
+          </w:p>
+        </w:tc>
+        <w:tc>
+          <w:tcPr>
+            <w:tcBorders>
+              <w:top w:val="single" w:space="0" w:color="D3D3D3"/>
+              <w:bottom w:val="single" w:space="0" w:color="D3D3D3"/>
+              <w:start w:val="single" w:space="0" w:color="D3D3D3"/>
+              <w:end w:val="single" w:space="0" w:color="D3D3D3"/>
+            </w:tcBorders>
+          </w:tcPr>
+          <w:p>
+            <w:pPr>
+              <w:spacing w:before="0" w:after="60"/>
+              <w:keepNext/>
+              <w:jc w:val="center"/>
+            </w:pPr>
+            <w:r>
+              <w:rPr>
+                <w:rFonts w:ascii="Calibri" w:hAnsi="Calibri"/>
+                <w:sz w:val="20"/>
+              </w:rPr>
+              <w:t xml:space="default">2.00</w:t>
+            </w:r>
+          </w:p>
+        </w:tc>
+        <w:tc>
+          <w:tcPr>
+            <w:tcBorders>
+              <w:top w:val="single" w:space="0" w:color="D3D3D3"/>
+              <w:bottom w:val="single" w:space="0" w:color="D3D3D3"/>
+              <w:start w:val="single" w:space="0" w:color="D3D3D3"/>
+              <w:end w:val="single" w:space="0" w:color="D3D3D3"/>
+            </w:tcBorders>
+          </w:tcPr>
+          <w:p>
+            <w:pPr>
+              <w:spacing w:before="0" w:after="60"/>
+              <w:keepNext/>
+              <w:jc w:val="center"/>
+            </w:pPr>
+            <w:r>
+              <w:rPr>
+                <w:rFonts w:ascii="Calibri" w:hAnsi="Calibri"/>
+                <w:sz w:val="20"/>
+              </w:rPr>
+              <w:t xml:space="default">2.22</w:t>
+            </w:r>
+          </w:p>
+        </w:tc>
+        <w:tc>
+          <w:tcPr>
+            <w:tcBorders>
+              <w:top w:val="single" w:space="0" w:color="D3D3D3"/>
+              <w:bottom w:val="single" w:space="0" w:color="D3D3D3"/>
+              <w:start w:val="single" w:space="0" w:color="D3D3D3"/>
+              <w:end w:val="single" w:space="0" w:color="D3D3D3"/>
+            </w:tcBorders>
+          </w:tcPr>
+          <w:p>
+            <w:pPr>
+              <w:spacing w:before="0" w:after="60"/>
+              <w:keepNext/>
+              <w:jc w:val="center"/>
+            </w:pPr>
+            <w:r>
+              <w:rPr>
+                <w:rFonts w:ascii="Calibri" w:hAnsi="Calibri"/>
+                <w:sz w:val="20"/>
+              </w:rPr>
+              <w:t xml:space="default">4.62</w:t>
             </w:r>
           </w:p>
         </w:tc>
@@ -855,79 +855,79 @@
                 <w:rFonts w:ascii="Calibri" w:hAnsi="Calibri"/>
                 <w:sz w:val="20"/>
               </w:rPr>
-              <w:t xml:space="default">0.224</w:t>
-            </w:r>
-          </w:p>
-        </w:tc>
-        <w:tc>
-          <w:tcPr>
-            <w:tcBorders>
-              <w:top w:val="single" w:space="0" w:color="D3D3D3"/>
-              <w:bottom w:val="single" w:space="0" w:color="D3D3D3"/>
-              <w:start w:val="single" w:space="0" w:color="D3D3D3"/>
-              <w:end w:val="single" w:space="0" w:color="D3D3D3"/>
-            </w:tcBorders>
-          </w:tcPr>
-          <w:p>
-            <w:pPr>
-              <w:spacing w:before="0" w:after="60"/>
-              <w:keepNext/>
-              <w:jc w:val="center"/>
-            </w:pPr>
-            <w:r>
-              <w:rPr>
-                <w:rFonts w:ascii="Calibri" w:hAnsi="Calibri"/>
-                <w:sz w:val="20"/>
-              </w:rPr>
-              <w:t xml:space="default">0.221</w:t>
-            </w:r>
-          </w:p>
-        </w:tc>
-        <w:tc>
-          <w:tcPr>
-            <w:tcBorders>
-              <w:top w:val="single" w:space="0" w:color="D3D3D3"/>
-              <w:bottom w:val="single" w:space="0" w:color="D3D3D3"/>
-              <w:start w:val="single" w:space="0" w:color="D3D3D3"/>
-              <w:end w:val="single" w:space="0" w:color="D3D3D3"/>
-            </w:tcBorders>
-          </w:tcPr>
-          <w:p>
-            <w:pPr>
-              <w:spacing w:before="0" w:after="60"/>
-              <w:keepNext/>
-              <w:jc w:val="center"/>
-            </w:pPr>
-            <w:r>
-              <w:rPr>
-                <w:rFonts w:ascii="Calibri" w:hAnsi="Calibri"/>
-                <w:sz w:val="20"/>
-              </w:rPr>
-              <w:t xml:space="default">0.209</w:t>
-            </w:r>
-          </w:p>
-        </w:tc>
-        <w:tc>
-          <w:tcPr>
-            <w:tcBorders>
-              <w:top w:val="single" w:space="0" w:color="D3D3D3"/>
-              <w:bottom w:val="single" w:space="0" w:color="D3D3D3"/>
-              <w:start w:val="single" w:space="0" w:color="D3D3D3"/>
-              <w:end w:val="single" w:space="0" w:color="D3D3D3"/>
-            </w:tcBorders>
-          </w:tcPr>
-          <w:p>
-            <w:pPr>
-              <w:spacing w:before="0" w:after="60"/>
-              <w:keepNext/>
-              <w:jc w:val="center"/>
-            </w:pPr>
-            <w:r>
-              <w:rPr>
-                <w:rFonts w:ascii="Calibri" w:hAnsi="Calibri"/>
-                <w:sz w:val="20"/>
-              </w:rPr>
-              <w:t xml:space="default">0.199</w:t>
+              <w:t xml:space="default">0.291</w:t>
+            </w:r>
+          </w:p>
+        </w:tc>
+        <w:tc>
+          <w:tcPr>
+            <w:tcBorders>
+              <w:top w:val="single" w:space="0" w:color="D3D3D3"/>
+              <w:bottom w:val="single" w:space="0" w:color="D3D3D3"/>
+              <w:start w:val="single" w:space="0" w:color="D3D3D3"/>
+              <w:end w:val="single" w:space="0" w:color="D3D3D3"/>
+            </w:tcBorders>
+          </w:tcPr>
+          <w:p>
+            <w:pPr>
+              <w:spacing w:before="0" w:after="60"/>
+              <w:keepNext/>
+              <w:jc w:val="center"/>
+            </w:pPr>
+            <w:r>
+              <w:rPr>
+                <w:rFonts w:ascii="Calibri" w:hAnsi="Calibri"/>
+                <w:sz w:val="20"/>
+              </w:rPr>
+              <w:t xml:space="default">0.289</w:t>
+            </w:r>
+          </w:p>
+        </w:tc>
+        <w:tc>
+          <w:tcPr>
+            <w:tcBorders>
+              <w:top w:val="single" w:space="0" w:color="D3D3D3"/>
+              <w:bottom w:val="single" w:space="0" w:color="D3D3D3"/>
+              <w:start w:val="single" w:space="0" w:color="D3D3D3"/>
+              <w:end w:val="single" w:space="0" w:color="D3D3D3"/>
+            </w:tcBorders>
+          </w:tcPr>
+          <w:p>
+            <w:pPr>
+              <w:spacing w:before="0" w:after="60"/>
+              <w:keepNext/>
+              <w:jc w:val="center"/>
+            </w:pPr>
+            <w:r>
+              <w:rPr>
+                <w:rFonts w:ascii="Calibri" w:hAnsi="Calibri"/>
+                <w:sz w:val="20"/>
+              </w:rPr>
+              <w:t xml:space="default">0.262</w:t>
+            </w:r>
+          </w:p>
+        </w:tc>
+        <w:tc>
+          <w:tcPr>
+            <w:tcBorders>
+              <w:top w:val="single" w:space="0" w:color="D3D3D3"/>
+              <w:bottom w:val="single" w:space="0" w:color="D3D3D3"/>
+              <w:start w:val="single" w:space="0" w:color="D3D3D3"/>
+              <w:end w:val="single" w:space="0" w:color="D3D3D3"/>
+            </w:tcBorders>
+          </w:tcPr>
+          <w:p>
+            <w:pPr>
+              <w:spacing w:before="0" w:after="60"/>
+              <w:keepNext/>
+              <w:jc w:val="center"/>
+            </w:pPr>
+            <w:r>
+              <w:rPr>
+                <w:rFonts w:ascii="Calibri" w:hAnsi="Calibri"/>
+                <w:sz w:val="20"/>
+              </w:rPr>
+              <w:t xml:space="default">0.231</w:t>
             </w:r>
           </w:p>
         </w:tc>
@@ -980,79 +980,79 @@
                 <w:rFonts w:ascii="Calibri" w:hAnsi="Calibri"/>
                 <w:sz w:val="20"/>
               </w:rPr>
-              <w:t xml:space="default">0.708</w:t>
-            </w:r>
-          </w:p>
-        </w:tc>
-        <w:tc>
-          <w:tcPr>
-            <w:tcBorders>
-              <w:top w:val="single" w:space="0" w:color="D3D3D3"/>
-              <w:bottom w:val="single" w:space="0" w:color="D3D3D3"/>
-              <w:start w:val="single" w:space="0" w:color="D3D3D3"/>
-              <w:end w:val="single" w:space="0" w:color="D3D3D3"/>
-            </w:tcBorders>
-          </w:tcPr>
-          <w:p>
-            <w:pPr>
-              <w:spacing w:before="0" w:after="60"/>
-              <w:keepNext/>
-              <w:jc w:val="center"/>
-            </w:pPr>
-            <w:r>
-              <w:rPr>
-                <w:rFonts w:ascii="Calibri" w:hAnsi="Calibri"/>
-                <w:sz w:val="20"/>
-              </w:rPr>
-              <w:t xml:space="default">0.713</w:t>
-            </w:r>
-          </w:p>
-        </w:tc>
-        <w:tc>
-          <w:tcPr>
-            <w:tcBorders>
-              <w:top w:val="single" w:space="0" w:color="D3D3D3"/>
-              <w:bottom w:val="single" w:space="0" w:color="D3D3D3"/>
-              <w:start w:val="single" w:space="0" w:color="D3D3D3"/>
-              <w:end w:val="single" w:space="0" w:color="D3D3D3"/>
-            </w:tcBorders>
-          </w:tcPr>
-          <w:p>
-            <w:pPr>
-              <w:spacing w:before="0" w:after="60"/>
-              <w:keepNext/>
-              <w:jc w:val="center"/>
-            </w:pPr>
-            <w:r>
-              <w:rPr>
-                <w:rFonts w:ascii="Calibri" w:hAnsi="Calibri"/>
-                <w:sz w:val="20"/>
-              </w:rPr>
-              <w:t xml:space="default">0.636</w:t>
-            </w:r>
-          </w:p>
-        </w:tc>
-        <w:tc>
-          <w:tcPr>
-            <w:tcBorders>
-              <w:top w:val="single" w:space="0" w:color="D3D3D3"/>
-              <w:bottom w:val="single" w:space="0" w:color="D3D3D3"/>
-              <w:start w:val="single" w:space="0" w:color="D3D3D3"/>
-              <w:end w:val="single" w:space="0" w:color="D3D3D3"/>
-            </w:tcBorders>
-          </w:tcPr>
-          <w:p>
-            <w:pPr>
-              <w:spacing w:before="0" w:after="60"/>
-              <w:keepNext/>
-              <w:jc w:val="center"/>
-            </w:pPr>
-            <w:r>
-              <w:rPr>
-                <w:rFonts w:ascii="Calibri" w:hAnsi="Calibri"/>
-                <w:sz w:val="20"/>
-              </w:rPr>
-              <w:t xml:space="default">0.814</w:t>
+              <w:t xml:space="default">0.723</w:t>
+            </w:r>
+          </w:p>
+        </w:tc>
+        <w:tc>
+          <w:tcPr>
+            <w:tcBorders>
+              <w:top w:val="single" w:space="0" w:color="D3D3D3"/>
+              <w:bottom w:val="single" w:space="0" w:color="D3D3D3"/>
+              <w:start w:val="single" w:space="0" w:color="D3D3D3"/>
+              <w:end w:val="single" w:space="0" w:color="D3D3D3"/>
+            </w:tcBorders>
+          </w:tcPr>
+          <w:p>
+            <w:pPr>
+              <w:spacing w:before="0" w:after="60"/>
+              <w:keepNext/>
+              <w:jc w:val="center"/>
+            </w:pPr>
+            <w:r>
+              <w:rPr>
+                <w:rFonts w:ascii="Calibri" w:hAnsi="Calibri"/>
+                <w:sz w:val="20"/>
+              </w:rPr>
+              <w:t xml:space="default">0.728</w:t>
+            </w:r>
+          </w:p>
+        </w:tc>
+        <w:tc>
+          <w:tcPr>
+            <w:tcBorders>
+              <w:top w:val="single" w:space="0" w:color="D3D3D3"/>
+              <w:bottom w:val="single" w:space="0" w:color="D3D3D3"/>
+              <w:start w:val="single" w:space="0" w:color="D3D3D3"/>
+              <w:end w:val="single" w:space="0" w:color="D3D3D3"/>
+            </w:tcBorders>
+          </w:tcPr>
+          <w:p>
+            <w:pPr>
+              <w:spacing w:before="0" w:after="60"/>
+              <w:keepNext/>
+              <w:jc w:val="center"/>
+            </w:pPr>
+            <w:r>
+              <w:rPr>
+                <w:rFonts w:ascii="Calibri" w:hAnsi="Calibri"/>
+                <w:sz w:val="20"/>
+              </w:rPr>
+              <w:t xml:space="default">0.606</w:t>
+            </w:r>
+          </w:p>
+        </w:tc>
+        <w:tc>
+          <w:tcPr>
+            <w:tcBorders>
+              <w:top w:val="single" w:space="0" w:color="D3D3D3"/>
+              <w:bottom w:val="single" w:space="0" w:color="D3D3D3"/>
+              <w:start w:val="single" w:space="0" w:color="D3D3D3"/>
+              <w:end w:val="single" w:space="0" w:color="D3D3D3"/>
+            </w:tcBorders>
+          </w:tcPr>
+          <w:p>
+            <w:pPr>
+              <w:spacing w:before="0" w:after="60"/>
+              <w:keepNext/>
+              <w:jc w:val="center"/>
+            </w:pPr>
+            <w:r>
+              <w:rPr>
+                <w:rFonts w:ascii="Calibri" w:hAnsi="Calibri"/>
+                <w:sz w:val="20"/>
+              </w:rPr>
+              <w:t xml:space="default">0.808</w:t>
             </w:r>
           </w:p>
         </w:tc>
@@ -1105,79 +1105,79 @@
                 <w:rFonts w:ascii="Calibri" w:hAnsi="Calibri"/>
                 <w:sz w:val="20"/>
               </w:rPr>
-              <w:t xml:space="default">0.667</w:t>
-            </w:r>
-          </w:p>
-        </w:tc>
-        <w:tc>
-          <w:tcPr>
-            <w:tcBorders>
-              <w:top w:val="single" w:space="0" w:color="D3D3D3"/>
-              <w:bottom w:val="single" w:space="0" w:color="D3D3D3"/>
-              <w:start w:val="single" w:space="0" w:color="D3D3D3"/>
-              <w:end w:val="single" w:space="0" w:color="D3D3D3"/>
-            </w:tcBorders>
-          </w:tcPr>
-          <w:p>
-            <w:pPr>
-              <w:spacing w:before="0" w:after="60"/>
-              <w:keepNext/>
-              <w:jc w:val="center"/>
-            </w:pPr>
-            <w:r>
-              <w:rPr>
-                <w:rFonts w:ascii="Calibri" w:hAnsi="Calibri"/>
-                <w:sz w:val="20"/>
-              </w:rPr>
-              <w:t xml:space="default">0.667</w:t>
-            </w:r>
-          </w:p>
-        </w:tc>
-        <w:tc>
-          <w:tcPr>
-            <w:tcBorders>
-              <w:top w:val="single" w:space="0" w:color="D3D3D3"/>
-              <w:bottom w:val="single" w:space="0" w:color="D3D3D3"/>
-              <w:start w:val="single" w:space="0" w:color="D3D3D3"/>
-              <w:end w:val="single" w:space="0" w:color="D3D3D3"/>
-            </w:tcBorders>
-          </w:tcPr>
-          <w:p>
-            <w:pPr>
-              <w:spacing w:before="0" w:after="60"/>
-              <w:keepNext/>
-              <w:jc w:val="center"/>
-            </w:pPr>
-            <w:r>
-              <w:rPr>
-                <w:rFonts w:ascii="Calibri" w:hAnsi="Calibri"/>
-                <w:sz w:val="20"/>
-              </w:rPr>
-              <w:t xml:space="default">0.576</w:t>
-            </w:r>
-          </w:p>
-        </w:tc>
-        <w:tc>
-          <w:tcPr>
-            <w:tcBorders>
-              <w:top w:val="single" w:space="0" w:color="D3D3D3"/>
-              <w:bottom w:val="single" w:space="0" w:color="D3D3D3"/>
-              <w:start w:val="single" w:space="0" w:color="D3D3D3"/>
-              <w:end w:val="single" w:space="0" w:color="D3D3D3"/>
-            </w:tcBorders>
-          </w:tcPr>
-          <w:p>
-            <w:pPr>
-              <w:spacing w:before="0" w:after="60"/>
-              <w:keepNext/>
-              <w:jc w:val="center"/>
-            </w:pPr>
-            <w:r>
-              <w:rPr>
-                <w:rFonts w:ascii="Calibri" w:hAnsi="Calibri"/>
-                <w:sz w:val="20"/>
-              </w:rPr>
-              <w:t xml:space="default">0.755</w:t>
+              <w:t xml:space="default">0.704</w:t>
+            </w:r>
+          </w:p>
+        </w:tc>
+        <w:tc>
+          <w:tcPr>
+            <w:tcBorders>
+              <w:top w:val="single" w:space="0" w:color="D3D3D3"/>
+              <w:bottom w:val="single" w:space="0" w:color="D3D3D3"/>
+              <w:start w:val="single" w:space="0" w:color="D3D3D3"/>
+              <w:end w:val="single" w:space="0" w:color="D3D3D3"/>
+            </w:tcBorders>
+          </w:tcPr>
+          <w:p>
+            <w:pPr>
+              <w:spacing w:before="0" w:after="60"/>
+              <w:keepNext/>
+              <w:jc w:val="center"/>
+            </w:pPr>
+            <w:r>
+              <w:rPr>
+                <w:rFonts w:ascii="Calibri" w:hAnsi="Calibri"/>
+                <w:sz w:val="20"/>
+              </w:rPr>
+              <w:t xml:space="default">0.704</w:t>
+            </w:r>
+          </w:p>
+        </w:tc>
+        <w:tc>
+          <w:tcPr>
+            <w:tcBorders>
+              <w:top w:val="single" w:space="0" w:color="D3D3D3"/>
+              <w:bottom w:val="single" w:space="0" w:color="D3D3D3"/>
+              <w:start w:val="single" w:space="0" w:color="D3D3D3"/>
+              <w:end w:val="single" w:space="0" w:color="D3D3D3"/>
+            </w:tcBorders>
+          </w:tcPr>
+          <w:p>
+            <w:pPr>
+              <w:spacing w:before="0" w:after="60"/>
+              <w:keepNext/>
+              <w:jc w:val="center"/>
+            </w:pPr>
+            <w:r>
+              <w:rPr>
+                <w:rFonts w:ascii="Calibri" w:hAnsi="Calibri"/>
+                <w:sz w:val="20"/>
+              </w:rPr>
+              <w:t xml:space="default">0.556</w:t>
+            </w:r>
+          </w:p>
+        </w:tc>
+        <w:tc>
+          <w:tcPr>
+            <w:tcBorders>
+              <w:top w:val="single" w:space="0" w:color="D3D3D3"/>
+              <w:bottom w:val="single" w:space="0" w:color="D3D3D3"/>
+              <w:start w:val="single" w:space="0" w:color="D3D3D3"/>
+              <w:end w:val="single" w:space="0" w:color="D3D3D3"/>
+            </w:tcBorders>
+          </w:tcPr>
+          <w:p>
+            <w:pPr>
+              <w:spacing w:before="0" w:after="60"/>
+              <w:keepNext/>
+              <w:jc w:val="center"/>
+            </w:pPr>
+            <w:r>
+              <w:rPr>
+                <w:rFonts w:ascii="Calibri" w:hAnsi="Calibri"/>
+                <w:sz w:val="20"/>
+              </w:rPr>
+              <w:t xml:space="default">0.753</w:t>
             </w:r>
           </w:p>
         </w:tc>
@@ -1230,79 +1230,79 @@
                 <w:rFonts w:ascii="Calibri" w:hAnsi="Calibri"/>
                 <w:sz w:val="20"/>
               </w:rPr>
-              <w:t xml:space="default">8.0</w:t>
-            </w:r>
-          </w:p>
-        </w:tc>
-        <w:tc>
-          <w:tcPr>
-            <w:tcBorders>
-              <w:top w:val="single" w:space="0" w:color="D3D3D3"/>
-              <w:bottom w:val="single" w:space="0" w:color="D3D3D3"/>
-              <w:start w:val="single" w:space="0" w:color="D3D3D3"/>
-              <w:end w:val="single" w:space="0" w:color="D3D3D3"/>
-            </w:tcBorders>
-          </w:tcPr>
-          <w:p>
-            <w:pPr>
-              <w:spacing w:before="0" w:after="60"/>
-              <w:keepNext/>
-              <w:jc w:val="center"/>
-            </w:pPr>
-            <w:r>
-              <w:rPr>
-                <w:rFonts w:ascii="Calibri" w:hAnsi="Calibri"/>
-                <w:sz w:val="20"/>
-              </w:rPr>
-              <w:t xml:space="default">8.1</w:t>
-            </w:r>
-          </w:p>
-        </w:tc>
-        <w:tc>
-          <w:tcPr>
-            <w:tcBorders>
-              <w:top w:val="single" w:space="0" w:color="D3D3D3"/>
-              <w:bottom w:val="single" w:space="0" w:color="D3D3D3"/>
-              <w:start w:val="single" w:space="0" w:color="D3D3D3"/>
-              <w:end w:val="single" w:space="0" w:color="D3D3D3"/>
-            </w:tcBorders>
-          </w:tcPr>
-          <w:p>
-            <w:pPr>
-              <w:spacing w:before="0" w:after="60"/>
-              <w:keepNext/>
-              <w:jc w:val="center"/>
-            </w:pPr>
-            <w:r>
-              <w:rPr>
-                <w:rFonts w:ascii="Calibri" w:hAnsi="Calibri"/>
-                <w:sz w:val="20"/>
-              </w:rPr>
-              <w:t xml:space="default">29.7</w:t>
-            </w:r>
-          </w:p>
-        </w:tc>
-        <w:tc>
-          <w:tcPr>
-            <w:tcBorders>
-              <w:top w:val="single" w:space="0" w:color="D3D3D3"/>
-              <w:bottom w:val="single" w:space="0" w:color="D3D3D3"/>
-              <w:start w:val="single" w:space="0" w:color="D3D3D3"/>
-              <w:end w:val="single" w:space="0" w:color="D3D3D3"/>
-            </w:tcBorders>
-          </w:tcPr>
-          <w:p>
-            <w:pPr>
-              <w:spacing w:before="0" w:after="60"/>
-              <w:keepNext/>
-              <w:jc w:val="center"/>
-            </w:pPr>
-            <w:r>
-              <w:rPr>
-                <w:rFonts w:ascii="Calibri" w:hAnsi="Calibri"/>
-                <w:sz w:val="20"/>
-              </w:rPr>
-              <w:t xml:space="default">36.1</w:t>
+              <w:t xml:space="default">4.7</w:t>
+            </w:r>
+          </w:p>
+        </w:tc>
+        <w:tc>
+          <w:tcPr>
+            <w:tcBorders>
+              <w:top w:val="single" w:space="0" w:color="D3D3D3"/>
+              <w:bottom w:val="single" w:space="0" w:color="D3D3D3"/>
+              <w:start w:val="single" w:space="0" w:color="D3D3D3"/>
+              <w:end w:val="single" w:space="0" w:color="D3D3D3"/>
+            </w:tcBorders>
+          </w:tcPr>
+          <w:p>
+            <w:pPr>
+              <w:spacing w:before="0" w:after="60"/>
+              <w:keepNext/>
+              <w:jc w:val="center"/>
+            </w:pPr>
+            <w:r>
+              <w:rPr>
+                <w:rFonts w:ascii="Calibri" w:hAnsi="Calibri"/>
+                <w:sz w:val="20"/>
+              </w:rPr>
+              <w:t xml:space="default">5.1</w:t>
+            </w:r>
+          </w:p>
+        </w:tc>
+        <w:tc>
+          <w:tcPr>
+            <w:tcBorders>
+              <w:top w:val="single" w:space="0" w:color="D3D3D3"/>
+              <w:bottom w:val="single" w:space="0" w:color="D3D3D3"/>
+              <w:start w:val="single" w:space="0" w:color="D3D3D3"/>
+              <w:end w:val="single" w:space="0" w:color="D3D3D3"/>
+            </w:tcBorders>
+          </w:tcPr>
+          <w:p>
+            <w:pPr>
+              <w:spacing w:before="0" w:after="60"/>
+              <w:keepNext/>
+              <w:jc w:val="center"/>
+            </w:pPr>
+            <w:r>
+              <w:rPr>
+                <w:rFonts w:ascii="Calibri" w:hAnsi="Calibri"/>
+                <w:sz w:val="20"/>
+              </w:rPr>
+              <w:t xml:space="default">26.5</w:t>
+            </w:r>
+          </w:p>
+        </w:tc>
+        <w:tc>
+          <w:tcPr>
+            <w:tcBorders>
+              <w:top w:val="single" w:space="0" w:color="D3D3D3"/>
+              <w:bottom w:val="single" w:space="0" w:color="D3D3D3"/>
+              <w:start w:val="single" w:space="0" w:color="D3D3D3"/>
+              <w:end w:val="single" w:space="0" w:color="D3D3D3"/>
+            </w:tcBorders>
+          </w:tcPr>
+          <w:p>
+            <w:pPr>
+              <w:spacing w:before="0" w:after="60"/>
+              <w:keepNext/>
+              <w:jc w:val="center"/>
+            </w:pPr>
+            <w:r>
+              <w:rPr>
+                <w:rFonts w:ascii="Calibri" w:hAnsi="Calibri"/>
+                <w:sz w:val="20"/>
+              </w:rPr>
+              <w:t xml:space="default">34.5</w:t>
             </w:r>
           </w:p>
         </w:tc>
@@ -1355,79 +1355,79 @@
                 <w:rFonts w:ascii="Calibri" w:hAnsi="Calibri"/>
                 <w:sz w:val="20"/>
               </w:rPr>
-              <w:t xml:space="default">16.9</w:t>
-            </w:r>
-          </w:p>
-        </w:tc>
-        <w:tc>
-          <w:tcPr>
-            <w:tcBorders>
-              <w:top w:val="single" w:space="0" w:color="D3D3D3"/>
-              <w:bottom w:val="single" w:space="0" w:color="D3D3D3"/>
-              <w:start w:val="single" w:space="0" w:color="D3D3D3"/>
-              <w:end w:val="single" w:space="0" w:color="D3D3D3"/>
-            </w:tcBorders>
-          </w:tcPr>
-          <w:p>
-            <w:pPr>
-              <w:spacing w:before="0" w:after="60"/>
-              <w:keepNext/>
-              <w:jc w:val="center"/>
-            </w:pPr>
-            <w:r>
-              <w:rPr>
-                <w:rFonts w:ascii="Calibri" w:hAnsi="Calibri"/>
-                <w:sz w:val="20"/>
-              </w:rPr>
-              <w:t xml:space="default">15.1</w:t>
-            </w:r>
-          </w:p>
-        </w:tc>
-        <w:tc>
-          <w:tcPr>
-            <w:tcBorders>
-              <w:top w:val="single" w:space="0" w:color="D3D3D3"/>
-              <w:bottom w:val="single" w:space="0" w:color="D3D3D3"/>
-              <w:start w:val="single" w:space="0" w:color="D3D3D3"/>
-              <w:end w:val="single" w:space="0" w:color="D3D3D3"/>
-            </w:tcBorders>
-          </w:tcPr>
-          <w:p>
-            <w:pPr>
-              <w:spacing w:before="0" w:after="60"/>
-              <w:keepNext/>
-              <w:jc w:val="center"/>
-            </w:pPr>
-            <w:r>
-              <w:rPr>
-                <w:rFonts w:ascii="Calibri" w:hAnsi="Calibri"/>
-                <w:sz w:val="20"/>
-              </w:rPr>
-              <w:t xml:space="default">61.1</w:t>
-            </w:r>
-          </w:p>
-        </w:tc>
-        <w:tc>
-          <w:tcPr>
-            <w:tcBorders>
-              <w:top w:val="single" w:space="0" w:color="D3D3D3"/>
-              <w:bottom w:val="single" w:space="0" w:color="D3D3D3"/>
-              <w:start w:val="single" w:space="0" w:color="D3D3D3"/>
-              <w:end w:val="single" w:space="0" w:color="D3D3D3"/>
-            </w:tcBorders>
-          </w:tcPr>
-          <w:p>
-            <w:pPr>
-              <w:spacing w:before="0" w:after="60"/>
-              <w:keepNext/>
-              <w:jc w:val="center"/>
-            </w:pPr>
-            <w:r>
-              <w:rPr>
-                <w:rFonts w:ascii="Calibri" w:hAnsi="Calibri"/>
-                <w:sz w:val="20"/>
-              </w:rPr>
-              <w:t xml:space="default">82.1</w:t>
+              <w:t xml:space="default">10.4</w:t>
+            </w:r>
+          </w:p>
+        </w:tc>
+        <w:tc>
+          <w:tcPr>
+            <w:tcBorders>
+              <w:top w:val="single" w:space="0" w:color="D3D3D3"/>
+              <w:bottom w:val="single" w:space="0" w:color="D3D3D3"/>
+              <w:start w:val="single" w:space="0" w:color="D3D3D3"/>
+              <w:end w:val="single" w:space="0" w:color="D3D3D3"/>
+            </w:tcBorders>
+          </w:tcPr>
+          <w:p>
+            <w:pPr>
+              <w:spacing w:before="0" w:after="60"/>
+              <w:keepNext/>
+              <w:jc w:val="center"/>
+            </w:pPr>
+            <w:r>
+              <w:rPr>
+                <w:rFonts w:ascii="Calibri" w:hAnsi="Calibri"/>
+                <w:sz w:val="20"/>
+              </w:rPr>
+              <w:t xml:space="default">11.5</w:t>
+            </w:r>
+          </w:p>
+        </w:tc>
+        <w:tc>
+          <w:tcPr>
+            <w:tcBorders>
+              <w:top w:val="single" w:space="0" w:color="D3D3D3"/>
+              <w:bottom w:val="single" w:space="0" w:color="D3D3D3"/>
+              <w:start w:val="single" w:space="0" w:color="D3D3D3"/>
+              <w:end w:val="single" w:space="0" w:color="D3D3D3"/>
+            </w:tcBorders>
+          </w:tcPr>
+          <w:p>
+            <w:pPr>
+              <w:spacing w:before="0" w:after="60"/>
+              <w:keepNext/>
+              <w:jc w:val="center"/>
+            </w:pPr>
+            <w:r>
+              <w:rPr>
+                <w:rFonts w:ascii="Calibri" w:hAnsi="Calibri"/>
+                <w:sz w:val="20"/>
+              </w:rPr>
+              <w:t xml:space="default">49.9</w:t>
+            </w:r>
+          </w:p>
+        </w:tc>
+        <w:tc>
+          <w:tcPr>
+            <w:tcBorders>
+              <w:top w:val="single" w:space="0" w:color="D3D3D3"/>
+              <w:bottom w:val="single" w:space="0" w:color="D3D3D3"/>
+              <w:start w:val="single" w:space="0" w:color="D3D3D3"/>
+              <w:end w:val="single" w:space="0" w:color="D3D3D3"/>
+            </w:tcBorders>
+          </w:tcPr>
+          <w:p>
+            <w:pPr>
+              <w:spacing w:before="0" w:after="60"/>
+              <w:keepNext/>
+              <w:jc w:val="center"/>
+            </w:pPr>
+            <w:r>
+              <w:rPr>
+                <w:rFonts w:ascii="Calibri" w:hAnsi="Calibri"/>
+                <w:sz w:val="20"/>
+              </w:rPr>
+              <w:t xml:space="default">72.4</w:t>
             </w:r>
           </w:p>
         </w:tc>
@@ -1528,31 +1528,31 @@
                 <w:rFonts w:ascii="Calibri" w:hAnsi="Calibri"/>
                 <w:sz w:val="20"/>
               </w:rPr>
-              <w:t xml:space="default">0.850</w:t>
-            </w:r>
-          </w:p>
-        </w:tc>
-        <w:tc>
-          <w:tcPr>
-            <w:tcBorders>
-              <w:top w:val="single" w:space="0" w:color="D3D3D3"/>
-              <w:bottom w:val="single" w:space="0" w:color="D3D3D3"/>
-              <w:start w:val="single" w:space="0" w:color="D3D3D3"/>
-              <w:end w:val="single" w:space="0" w:color="D3D3D3"/>
-            </w:tcBorders>
-          </w:tcPr>
-          <w:p>
-            <w:pPr>
-              <w:spacing w:before="0" w:after="60"/>
-              <w:keepNext/>
-              <w:jc w:val="center"/>
-            </w:pPr>
-            <w:r>
-              <w:rPr>
-                <w:rFonts w:ascii="Calibri" w:hAnsi="Calibri"/>
-                <w:sz w:val="20"/>
-              </w:rPr>
-              <w:t xml:space="default">0.890</w:t>
+              <w:t xml:space="default">0.780</w:t>
+            </w:r>
+          </w:p>
+        </w:tc>
+        <w:tc>
+          <w:tcPr>
+            <w:tcBorders>
+              <w:top w:val="single" w:space="0" w:color="D3D3D3"/>
+              <w:bottom w:val="single" w:space="0" w:color="D3D3D3"/>
+              <w:start w:val="single" w:space="0" w:color="D3D3D3"/>
+              <w:end w:val="single" w:space="0" w:color="D3D3D3"/>
+            </w:tcBorders>
+          </w:tcPr>
+          <w:p>
+            <w:pPr>
+              <w:spacing w:before="0" w:after="60"/>
+              <w:keepNext/>
+              <w:jc w:val="center"/>
+            </w:pPr>
+            <w:r>
+              <w:rPr>
+                <w:rFonts w:ascii="Calibri" w:hAnsi="Calibri"/>
+                <w:sz w:val="20"/>
+              </w:rPr>
+              <w:t xml:space="default">0.856</w:t>
             </w:r>
           </w:p>
         </w:tc>
@@ -1879,7 +1879,7 @@
                 <w:rFonts w:ascii="Calibri" w:hAnsi="Calibri"/>
                 <w:sz w:val="20"/>
               </w:rPr>
-              <w:t xml:space="default">1</w:t>
+              <w:t xml:space="default">2</w:t>
             </w:r>
           </w:p>
         </w:tc>
